--- a/tillsyn/A 28976-2026 tillsynsbegäran.docx
+++ b/tillsyn/A 28976-2026 tillsynsbegäran.docx
@@ -247,7 +247,7 @@
     <w:r>
       <w:tab/>
       <w:tab/>
-      <w:t>2026-06-27</w:t>
+      <w:t>2026-06-28</w:t>
       <w:br/>
       <w:br/>
     </w:r>

--- a/tillsyn/A 28976-2026 tillsynsbegäran.docx
+++ b/tillsyn/A 28976-2026 tillsynsbegäran.docx
@@ -247,7 +247,7 @@
     <w:r>
       <w:tab/>
       <w:tab/>
-      <w:t>2026-06-28</w:t>
+      <w:t>2026-06-29</w:t>
       <w:br/>
       <w:br/>
     </w:r>

--- a/tillsyn/A 28976-2026 tillsynsbegäran.docx
+++ b/tillsyn/A 28976-2026 tillsynsbegäran.docx
@@ -247,7 +247,7 @@
     <w:r>
       <w:tab/>
       <w:tab/>
-      <w:t>2026-06-29</w:t>
+      <w:t>2026-06-30</w:t>
       <w:br/>
       <w:br/>
     </w:r>

--- a/tillsyn/A 28976-2026 tillsynsbegäran.docx
+++ b/tillsyn/A 28976-2026 tillsynsbegäran.docx
@@ -247,7 +247,7 @@
     <w:r>
       <w:tab/>
       <w:tab/>
-      <w:t>2026-06-30</w:t>
+      <w:t>2026-07-01</w:t>
       <w:br/>
       <w:br/>
     </w:r>

--- a/tillsyn/A 28976-2026 tillsynsbegäran.docx
+++ b/tillsyn/A 28976-2026 tillsynsbegäran.docx
@@ -247,7 +247,7 @@
     <w:r>
       <w:tab/>
       <w:tab/>
-      <w:t>2026-07-13</w:t>
+      <w:t>2026-07-14</w:t>
       <w:br/>
       <w:br/>
     </w:r>

--- a/tillsyn/A 28976-2026 tillsynsbegäran.docx
+++ b/tillsyn/A 28976-2026 tillsynsbegäran.docx
@@ -247,7 +247,7 @@
     <w:r>
       <w:tab/>
       <w:tab/>
-      <w:t>2026-07-14</w:t>
+      <w:t>2026-07-15</w:t>
       <w:br/>
       <w:br/>
     </w:r>

--- a/tillsyn/A 28976-2026 tillsynsbegäran.docx
+++ b/tillsyn/A 28976-2026 tillsynsbegäran.docx
@@ -247,7 +247,7 @@
     <w:r>
       <w:tab/>
       <w:tab/>
-      <w:t>2026-07-15</w:t>
+      <w:t>2026-07-16</w:t>
       <w:br/>
       <w:br/>
     </w:r>

--- a/tillsyn/A 28976-2026 tillsynsbegäran.docx
+++ b/tillsyn/A 28976-2026 tillsynsbegäran.docx
@@ -247,7 +247,7 @@
     <w:r>
       <w:tab/>
       <w:tab/>
-      <w:t>2026-07-16</w:t>
+      <w:t>2026-07-17</w:t>
       <w:br/>
       <w:br/>
     </w:r>

--- a/tillsyn/A 28976-2026 tillsynsbegäran.docx
+++ b/tillsyn/A 28976-2026 tillsynsbegäran.docx
@@ -247,7 +247,7 @@
     <w:r>
       <w:tab/>
       <w:tab/>
-      <w:t>2026-07-17</w:t>
+      <w:t>2026-07-18</w:t>
       <w:br/>
       <w:br/>
     </w:r>

--- a/tillsyn/A 28976-2026 tillsynsbegäran.docx
+++ b/tillsyn/A 28976-2026 tillsynsbegäran.docx
@@ -247,7 +247,7 @@
     <w:r>
       <w:tab/>
       <w:tab/>
-      <w:t>2026-07-18</w:t>
+      <w:t>2026-07-19</w:t>
       <w:br/>
       <w:br/>
     </w:r>

--- a/tillsyn/A 28976-2026 tillsynsbegäran.docx
+++ b/tillsyn/A 28976-2026 tillsynsbegäran.docx
@@ -247,7 +247,7 @@
     <w:r>
       <w:tab/>
       <w:tab/>
-      <w:t>2026-07-19</w:t>
+      <w:t>2026-07-20</w:t>
       <w:br/>
       <w:br/>
     </w:r>

--- a/tillsyn/A 28976-2026 tillsynsbegäran.docx
+++ b/tillsyn/A 28976-2026 tillsynsbegäran.docx
@@ -247,7 +247,7 @@
     <w:r>
       <w:tab/>
       <w:tab/>
-      <w:t>2026-07-20</w:t>
+      <w:t>2026-07-21</w:t>
       <w:br/>
       <w:br/>
     </w:r>

--- a/tillsyn/A 28976-2026 tillsynsbegäran.docx
+++ b/tillsyn/A 28976-2026 tillsynsbegäran.docx
@@ -247,7 +247,7 @@
     <w:r>
       <w:tab/>
       <w:tab/>
-      <w:t>2026-07-21</w:t>
+      <w:t>2026-07-22</w:t>
       <w:br/>
       <w:br/>
     </w:r>

--- a/tillsyn/A 28976-2026 tillsynsbegäran.docx
+++ b/tillsyn/A 28976-2026 tillsynsbegäran.docx
@@ -247,7 +247,7 @@
     <w:r>
       <w:tab/>
       <w:tab/>
-      <w:t>2026-07-22</w:t>
+      <w:t>2026-07-23</w:t>
       <w:br/>
       <w:br/>
     </w:r>

--- a/tillsyn/A 28976-2026 tillsynsbegäran.docx
+++ b/tillsyn/A 28976-2026 tillsynsbegäran.docx
@@ -247,7 +247,7 @@
     <w:r>
       <w:tab/>
       <w:tab/>
-      <w:t>2026-07-23</w:t>
+      <w:t>2026-07-24</w:t>
       <w:br/>
       <w:br/>
     </w:r>

--- a/tillsyn/A 28976-2026 tillsynsbegäran.docx
+++ b/tillsyn/A 28976-2026 tillsynsbegäran.docx
@@ -247,7 +247,7 @@
     <w:r>
       <w:tab/>
       <w:tab/>
-      <w:t>2026-07-24</w:t>
+      <w:t>2026-07-25</w:t>
       <w:br/>
       <w:br/>
     </w:r>

--- a/tillsyn/A 28976-2026 tillsynsbegäran.docx
+++ b/tillsyn/A 28976-2026 tillsynsbegäran.docx
@@ -247,7 +247,7 @@
     <w:r>
       <w:tab/>
       <w:tab/>
-      <w:t>2026-07-25</w:t>
+      <w:t>2026-07-26</w:t>
       <w:br/>
       <w:br/>
     </w:r>

--- a/tillsyn/A 28976-2026 tillsynsbegäran.docx
+++ b/tillsyn/A 28976-2026 tillsynsbegäran.docx
@@ -7,7 +7,7 @@
         <w:pStyle w:val="Title"/>
       </w:pPr>
       <w:r>
-        <w:t>Tillsynsbegäran – information om höga naturvärden i avverkningsanmälan A 28976-2026 i Degerfors kommun</w:t>
+        <w:t>Tillsynsbegäran – information om höga naturvärden och fridlysta arter i avverkningsanmälan A 28976-2026 i Degerfors kommun</w:t>
       </w:r>
     </w:p>
     <w:p>
@@ -60,12 +60,12 @@
         <w:spacing w:after="240"/>
       </w:pPr>
       <w:r>
-        <w:t>Figur 1. Fyndplatser för naturvårdsarter i avverkningsanmälan. Markörer utan svart kant är placerade på fyndplatsen. Markörer med svart kant är placerade vid sidan av fyndplatsen har ett svart streck som visar fyndplatsens exakta position. Kartans mittpunktskoordinat är N 6552442, E 470294 i SWEREF 99 TM.</w:t>
+        <w:t>Figur 1. Fyndplatser för naturvårdsarter i och inom 9 meter från avverkningsanmälan. Markörer utan svart kant är placerade på fyndplatsen. Markörer med svart kant är placerade vid sidan av fyndplatsen har ett svart streck som visar fyndplatsens exakta position. Kartans mittpunktskoordinat är N 6552442, E 470294 i SWEREF 99 TM.</w:t>
       </w:r>
     </w:p>
     <w:p>
       <w:r>
-        <w:t>I avverkningsanmälan finns fynd av 1 naturvårdsarter, varav 1 är rödlistad och 1 är typisk (T): orange taggsvamp (NT, T). Se Figur 1.</w:t>
+        <w:t>I och inom 9 meter från avverkningsanmälan finns fynd av 2 naturvårdsarter, varav 2 är rödlistade, 1 är fridlyst och 1 är typisk (T): orange taggsvamp (NT, T) och talltita (NT, §4). Se Figur 1.</w:t>
       </w:r>
     </w:p>
     <w:p>
@@ -96,7 +96,7 @@
     </w:p>
     <w:p>
       <w:r>
-        <w:t>Nedan följer beskrivningar av de naturvårdsarter och fridlysta arter som har sina livsmiljöer och växtplatser i den avverkningsanmälda skogen. De påträffade naturvårdsarterna är ett tydligt kvitto på att det rör sig om en skog med höga naturvärden.</w:t>
+        <w:t>Nedan följer beskrivningar av de naturvårdsarter och fridlysta arter som har sina livsmiljöer och växtplatser i den avverkningsanmälda skogen. Se även ytterligare artfakta i BILAGA 1. De påträffade naturvårdsarterna är ett tydligt kvitto på att det rör sig om en skog med höga naturvärden.</w:t>
       </w:r>
     </w:p>
     <w:p>
@@ -117,6 +117,172 @@
       </w:r>
       <w:r>
         <w:t xml:space="preserve"> (SLU Artdatabanken, 2024).</w:t>
+      </w:r>
+    </w:p>
+    <w:p>
+      <w:r>
+        <w:rPr>
+          <w:b/>
+        </w:rPr>
+        <w:t>Talltita (NT, §4)</w:t>
+      </w:r>
+      <w:r>
+        <w:t>, rödlistad som nära hotad och prioriterad art i Skogsvårdslagen, har häckningsrevir i anmälan. Arten har minskat kraftigt de senaste 30 åren och minskningstakten innevarande 10-årsperiod beräknas till 20 (10–30) %. Talltitan är synnerligen trogen sitt cirka 15 hektar stora revir och är beroende av flerskiktade olikåldriga skogar för att kunna föda upp sina ungar. Talltitan försvinner om dess livsmiljö kalavverkas (Eggers &amp; Low, 2014; Ekman, 1979; Griesser et al, 2007; Klein, 2020; Siffczyk et al, 2003; SLU Artdatabanken, 2021).</w:t>
+      </w:r>
+    </w:p>
+    <w:p>
+      <w:pPr>
+        <w:pStyle w:val="Heading1"/>
+      </w:pPr>
+      <w:r>
+        <w:t>EU:s fågeldirektiv</w:t>
+      </w:r>
+    </w:p>
+    <w:p>
+      <w:r>
+        <w:t xml:space="preserve">Europeiska unionens medlemsländer är skyldiga att agera i enlighet med EU:s fågeldirektiv där det uttryckligen står att direktivet gäller för fåglar samt för deras ägg, bon och </w:t>
+      </w:r>
+      <w:r>
+        <w:rPr>
+          <w:b/>
+        </w:rPr>
+        <w:t xml:space="preserve">livsmiljöer </w:t>
+      </w:r>
+      <w:r>
+        <w:t>(artikel 1). Vidare att de åtgärder som vidtas inte får leda till en försämring av den nuvarande situationen beträffande bevarandet av de fågelarter som avses i artikel 1 (artikel 13). Fågeldirektivet är styrande för tillsynsansvariga myndigheters ärendehantering, ställningstaganden och beslutsfattande.</w:t>
+      </w:r>
+    </w:p>
+    <w:p>
+      <w:r>
+        <w:br w:type="page"/>
+      </w:r>
+    </w:p>
+    <w:p>
+      <w:pPr>
+        <w:pStyle w:val="Title"/>
+      </w:pPr>
+      <w:r>
+        <w:t>BILAGA 1 – Fridlysta arter</w:t>
+      </w:r>
+    </w:p>
+    <w:p>
+      <w:pPr>
+        <w:pStyle w:val="Heading1"/>
+      </w:pPr>
+      <w:r>
+        <w:t>Talltita – ekologi samt krav på livsmiljön</w:t>
+      </w:r>
+    </w:p>
+    <w:p>
+      <w:r>
+        <w:t>Talltita är rödlistad som NT, fridlyst och prioriterad art i Skogsvårdslagen. Den omfattas av EU:s fågeldirektiv. Arten har minskat kraftigt de senaste 30 åren och minskningstakten innevarande 10-årsperiod beräknas till 20 (10–30) % (SLU Artdatabanken, 2022).</w:t>
+      </w:r>
+    </w:p>
+    <w:p>
+      <w:r>
+        <w:t>Talltita föredrar större sammanhängande barrskogar, och finns såväl i tallskog som granskog och i lövblandad barrskog. Skogens struktur är viktig och ska helst vara flerskiktad med riklig underväxt av mindre granar, björk och andra lövträd och buskar. Tillgång på murknande högstubbar är särskilt viktig, eftersom talltitan helst själv hackar ut sitt bohål (SLU Artdatabanken, 2022).</w:t>
+      </w:r>
+    </w:p>
+    <w:p>
+      <w:r>
+        <w:t>Det finns flera studier som visar att talltita är känslig för gallring och inte överlever när dess livsmiljö kalavverkas (Eggers and Low, 2014; Griesser et al., 2007; Klein, 2020). Talltitans revir är förhållandevis stora, 10–20 hektar och arten missgynnas när skogen fragmenteras. Kalavverkning av större delar av reviret innebär att det överges (Artdatabanken, 2021).</w:t>
+      </w:r>
+    </w:p>
+    <w:p>
+      <w:r>
+        <w:t>Talltitan är synnerligen trogen sitt revir så länge paret lever och biotopen förblir intakt. Paret stannar i sitt revir året om. En förlust av ett revir har därför en stor inverkan på den lokala populationen och trakthyggesbruket anses vara orsak till den svenska populationens kraftiga minskning. Talltiteparets revirtrohet innebär att närhelst under året man observerar en adult talltita så ingår denna plats i reviret (Siffczyk et al., 2003; Ekman, 1979).</w:t>
+      </w:r>
+    </w:p>
+    <w:p>
+      <w:pPr>
+        <w:pStyle w:val="Heading2"/>
+      </w:pPr>
+      <w:r>
+        <w:t>Referenser – talltita</w:t>
+      </w:r>
+    </w:p>
+    <w:p>
+      <w:r>
+        <w:t xml:space="preserve">Eggers, S., Low, M., 2014. </w:t>
+      </w:r>
+      <w:r>
+        <w:rPr>
+          <w:i/>
+        </w:rPr>
+        <w:t xml:space="preserve">Differential demographic responses of sympatric Parids to vegetation management in boreal forest. </w:t>
+      </w:r>
+      <w:r>
+        <w:t>For. Ecol. Manage. 319, 169–175.</w:t>
+      </w:r>
+    </w:p>
+    <w:p>
+      <w:r>
+        <w:t xml:space="preserve">Ekman, J., 1979. </w:t>
+      </w:r>
+      <w:r>
+        <w:rPr>
+          <w:i/>
+        </w:rPr>
+        <w:t xml:space="preserve">Coherence, composition and territories of winter social groups of the Willow Tit Parus montanus and the Crested Tit P. cristatus. </w:t>
+      </w:r>
+      <w:r>
+        <w:t>Ornis Scandinavica, 10, pp 56–68</w:t>
+      </w:r>
+    </w:p>
+    <w:p>
+      <w:r>
+        <w:t xml:space="preserve">Griesser, M., Nystrand, M., Eggers, S., Ekman, J., 2007. </w:t>
+      </w:r>
+      <w:r>
+        <w:rPr>
+          <w:i/>
+        </w:rPr>
+        <w:t xml:space="preserve">Impact of forestry practices on fitness correlates and population productivity in an open-nesting bird species. </w:t>
+      </w:r>
+      <w:r>
+        <w:t>Conserv. Biol. 21, 767–774. https://doi.org/10.1111/j.1523- 1739.2007.00675.x</w:t>
+      </w:r>
+    </w:p>
+    <w:p>
+      <w:r>
+        <w:t xml:space="preserve">Klein, J., 2020. </w:t>
+      </w:r>
+      <w:r>
+        <w:rPr>
+          <w:i/>
+        </w:rPr>
+        <w:t xml:space="preserve">The forgotten forest – On thinning, retention, and biodiversity in the boreal forest. </w:t>
+      </w:r>
+      <w:r>
+        <w:t>Doctoral Thesis No. 2020:50</w:t>
+      </w:r>
+    </w:p>
+    <w:p>
+      <w:r>
+        <w:t xml:space="preserve">Siffczyk, C., Brotons, L., Kangas, K., Orell, M., 2003. </w:t>
+      </w:r>
+      <w:r>
+        <w:rPr>
+          <w:i/>
+        </w:rPr>
+        <w:t xml:space="preserve">Home range size of willow tits. </w:t>
+      </w:r>
+      <w:r>
+        <w:t>Oecologica, 136, 635–642 (2003)</w:t>
+      </w:r>
+    </w:p>
+    <w:p>
+      <w:r>
+        <w:t xml:space="preserve">SLU Artdatabanken, 2021. </w:t>
+      </w:r>
+      <w:r>
+        <w:rPr>
+          <w:i/>
+        </w:rPr>
+        <w:t xml:space="preserve">Artfaktablad. Naturvård – artfakta. </w:t>
+      </w:r>
+      <w:r>
+        <w:t>SLU Artdatabanken, Uppsala</w:t>
       </w:r>
     </w:p>
     <w:sectPr>
@@ -247,7 +413,7 @@
     <w:r>
       <w:tab/>
       <w:tab/>
-      <w:t>2026-07-26</w:t>
+      <w:t>2026-07-27</w:t>
       <w:br/>
       <w:br/>
     </w:r>

--- a/tillsyn/A 28976-2026 tillsynsbegäran.docx
+++ b/tillsyn/A 28976-2026 tillsynsbegäran.docx
@@ -413,7 +413,7 @@
     <w:r>
       <w:tab/>
       <w:tab/>
-      <w:t>2026-07-27</w:t>
+      <w:t>2026-07-28</w:t>
       <w:br/>
       <w:br/>
     </w:r>

--- a/tillsyn/A 28976-2026 tillsynsbegäran.docx
+++ b/tillsyn/A 28976-2026 tillsynsbegäran.docx
@@ -413,7 +413,7 @@
     <w:r>
       <w:tab/>
       <w:tab/>
-      <w:t>2026-07-28</w:t>
+      <w:t>2026-07-29</w:t>
       <w:br/>
       <w:br/>
     </w:r>

--- a/tillsyn/A 28976-2026 tillsynsbegäran.docx
+++ b/tillsyn/A 28976-2026 tillsynsbegäran.docx
@@ -413,7 +413,7 @@
     <w:r>
       <w:tab/>
       <w:tab/>
-      <w:t>2026-07-29</w:t>
+      <w:t>2026-07-30</w:t>
       <w:br/>
       <w:br/>
     </w:r>

--- a/tillsyn/A 28976-2026 tillsynsbegäran.docx
+++ b/tillsyn/A 28976-2026 tillsynsbegäran.docx
@@ -413,7 +413,7 @@
     <w:r>
       <w:tab/>
       <w:tab/>
-      <w:t>2026-07-30</w:t>
+      <w:t>2026-07-31</w:t>
       <w:br/>
       <w:br/>
     </w:r>

--- a/tillsyn/A 28976-2026 tillsynsbegäran.docx
+++ b/tillsyn/A 28976-2026 tillsynsbegäran.docx
@@ -413,7 +413,7 @@
     <w:r>
       <w:tab/>
       <w:tab/>
-      <w:t>2026-07-31</w:t>
+      <w:t>2026-08-01</w:t>
       <w:br/>
       <w:br/>
     </w:r>

--- a/tillsyn/A 28976-2026 tillsynsbegäran.docx
+++ b/tillsyn/A 28976-2026 tillsynsbegäran.docx
@@ -413,7 +413,7 @@
     <w:r>
       <w:tab/>
       <w:tab/>
-      <w:t>2026-08-01</w:t>
+      <w:t>2026-08-02</w:t>
       <w:br/>
       <w:br/>
     </w:r>

--- a/tillsyn/A 28976-2026 tillsynsbegäran.docx
+++ b/tillsyn/A 28976-2026 tillsynsbegäran.docx
@@ -413,7 +413,7 @@
     <w:r>
       <w:tab/>
       <w:tab/>
-      <w:t>2026-08-02</w:t>
+      <w:t>2026-08-03</w:t>
       <w:br/>
       <w:br/>
     </w:r>

--- a/tillsyn/A 28976-2026 tillsynsbegäran.docx
+++ b/tillsyn/A 28976-2026 tillsynsbegäran.docx
@@ -413,7 +413,7 @@
     <w:r>
       <w:tab/>
       <w:tab/>
-      <w:t>2026-08-03</w:t>
+      <w:t>2026-08-04</w:t>
       <w:br/>
       <w:br/>
     </w:r>

--- a/tillsyn/A 28976-2026 tillsynsbegäran.docx
+++ b/tillsyn/A 28976-2026 tillsynsbegäran.docx
@@ -413,7 +413,7 @@
     <w:r>
       <w:tab/>
       <w:tab/>
-      <w:t>2026-08-04</w:t>
+      <w:t>2026-08-05</w:t>
       <w:br/>
       <w:br/>
     </w:r>

--- a/tillsyn/A 28976-2026 tillsynsbegäran.docx
+++ b/tillsyn/A 28976-2026 tillsynsbegäran.docx
@@ -413,7 +413,7 @@
     <w:r>
       <w:tab/>
       <w:tab/>
-      <w:t>2026-08-05</w:t>
+      <w:t>2026-08-07</w:t>
       <w:br/>
       <w:br/>
     </w:r>

--- a/tillsyn/A 28976-2026 tillsynsbegäran.docx
+++ b/tillsyn/A 28976-2026 tillsynsbegäran.docx
@@ -413,7 +413,7 @@
     <w:r>
       <w:tab/>
       <w:tab/>
-      <w:t>2026-08-07</w:t>
+      <w:t>2026-08-08</w:t>
       <w:br/>
       <w:br/>
     </w:r>

--- a/tillsyn/A 28976-2026 tillsynsbegäran.docx
+++ b/tillsyn/A 28976-2026 tillsynsbegäran.docx
@@ -7,7 +7,7 @@
         <w:pStyle w:val="Title"/>
       </w:pPr>
       <w:r>
-        <w:t>Tillsynsbegäran – information om höga naturvärden i avverkningsanmälan A 28976-2026 i Degerfors kommun</w:t>
+        <w:t>Tillsynsbegäran – information om höga naturvärden och fridlysta arter i avverkningsanmälan A 28976-2026 i Degerfors kommun</w:t>
       </w:r>
     </w:p>
     <w:p>
@@ -60,12 +60,12 @@
         <w:spacing w:after="240"/>
       </w:pPr>
       <w:r>
-        <w:t>Figur 1. Fyndplatser för naturvårdsarter i avverkningsanmälan. Markörer utan svart kant är placerade på fyndplatsen. Markörer med svart kant är placerade vid sidan av fyndplatsen har ett svart streck som visar fyndplatsens exakta position. Kartans mittpunktskoordinat är N 6552442, E 470294 i SWEREF 99 TM.</w:t>
+        <w:t>Figur 1. Fyndplatser för naturvårdsarter i och inom 9 meter från avverkningsanmälan. Markörer utan svart kant är placerade på fyndplatsen. Markörer med svart kant är placerade vid sidan av fyndplatsen och har ett svart streck som visar fyndplatsens exakta position. Kartans mittpunktskoordinat är N 6552442, E 470294 i SWEREF 99 TM.</w:t>
       </w:r>
     </w:p>
     <w:p>
       <w:r>
-        <w:t>I avverkningsanmälan finns fynd av 1 naturvårdsarter, varav 1 är rödlistad och 1 är typisk (T): orange taggsvamp (NT, T). Se Figur 1.</w:t>
+        <w:t>I och inom 9 meter från avverkningsanmälan finns fynd av 2 naturvårdsarter, varav 2 är rödlistade, 1 är fridlyst och 1 är typisk (T): orange taggsvamp (NT, T) och talltita (NT, §4). Se Figur 1.</w:t>
       </w:r>
     </w:p>
     <w:p>
@@ -96,7 +96,7 @@
     </w:p>
     <w:p>
       <w:r>
-        <w:t>Nedan följer beskrivningar av de naturvårdsarter och fridlysta arter som har sina livsmiljöer och växtplatser i den avverkningsanmälda skogen. De påträffade naturvårdsarterna är ett tydligt kvitto på att det rör sig om en skog med höga naturvärden.</w:t>
+        <w:t>Nedan följer beskrivningar av de naturvårdsarter och fridlysta arter som har sina livsmiljöer och växtplatser i den avverkningsanmälda skogen. Se även ytterligare artfakta i BILAGA 1. De påträffade naturvårdsarterna är ett tydligt kvitto på att det rör sig om en skog med höga naturvärden.</w:t>
       </w:r>
     </w:p>
     <w:p>
@@ -117,6 +117,172 @@
       </w:r>
       <w:r>
         <w:t xml:space="preserve"> (SLU Artdatabanken, 2024).</w:t>
+      </w:r>
+    </w:p>
+    <w:p>
+      <w:r>
+        <w:rPr>
+          <w:b/>
+        </w:rPr>
+        <w:t>Talltita (NT, §4)</w:t>
+      </w:r>
+      <w:r>
+        <w:t>, rödlistad som nära hotad och prioriterad art i Skogsvårdslagen, har häckningsrevir i anmälan. Arten har minskat kraftigt de senaste 30 åren och minskningstakten innevarande 10-årsperiod beräknas till 20 (10–30) %. Talltitan är synnerligen trogen sitt cirka 15 hektar stora revir och är beroende av flerskiktade olikåldriga skogar för att kunna föda upp sina ungar. Talltitan försvinner om dess livsmiljö kalavverkas (Eggers &amp; Low, 2014; Ekman, 1979; Griesser et al, 2007; Klein, 2020; Siffczyk et al, 2003; SLU Artdatabanken, 2021).</w:t>
+      </w:r>
+    </w:p>
+    <w:p>
+      <w:pPr>
+        <w:pStyle w:val="Heading1"/>
+      </w:pPr>
+      <w:r>
+        <w:t>EU:s fågeldirektiv</w:t>
+      </w:r>
+    </w:p>
+    <w:p>
+      <w:r>
+        <w:t xml:space="preserve">Europeiska unionens medlemsländer är skyldiga att agera i enlighet med EU:s fågeldirektiv där det uttryckligen står att direktivet gäller för fåglar samt för deras ägg, bon och </w:t>
+      </w:r>
+      <w:r>
+        <w:rPr>
+          <w:b/>
+        </w:rPr>
+        <w:t xml:space="preserve">livsmiljöer </w:t>
+      </w:r>
+      <w:r>
+        <w:t>(artikel 1). Vidare att de åtgärder som vidtas inte får leda till en försämring av den nuvarande situationen beträffande bevarandet av de fågelarter som avses i artikel 1 (artikel 13). Fågeldirektivet är styrande för tillsynsansvariga myndigheters ärendehantering, ställningstaganden och beslutsfattande.</w:t>
+      </w:r>
+    </w:p>
+    <w:p>
+      <w:r>
+        <w:br w:type="page"/>
+      </w:r>
+    </w:p>
+    <w:p>
+      <w:pPr>
+        <w:pStyle w:val="Title"/>
+      </w:pPr>
+      <w:r>
+        <w:t>BILAGA 1 – Fridlysta arter</w:t>
+      </w:r>
+    </w:p>
+    <w:p>
+      <w:pPr>
+        <w:pStyle w:val="Heading1"/>
+      </w:pPr>
+      <w:r>
+        <w:t>Talltita – ekologi samt krav på livsmiljön</w:t>
+      </w:r>
+    </w:p>
+    <w:p>
+      <w:r>
+        <w:t>Talltita är rödlistad som NT, fridlyst och prioriterad art i Skogsvårdslagen. Den omfattas av EU:s fågeldirektiv. Arten har minskat kraftigt de senaste 30 åren och minskningstakten innevarande 10-årsperiod beräknas till 20 (10–30) % (SLU Artdatabanken, 2022).</w:t>
+      </w:r>
+    </w:p>
+    <w:p>
+      <w:r>
+        <w:t>Talltita föredrar större sammanhängande barrskogar, och finns såväl i tallskog som granskog och i lövblandad barrskog. Skogens struktur är viktig och ska helst vara flerskiktad med riklig underväxt av mindre granar, björk och andra lövträd och buskar. Tillgång på murknande högstubbar är särskilt viktig, eftersom talltitan helst själv hackar ut sitt bohål (SLU Artdatabanken, 2022).</w:t>
+      </w:r>
+    </w:p>
+    <w:p>
+      <w:r>
+        <w:t>Det finns flera studier som visar att talltita är känslig för gallring och inte överlever när dess livsmiljö kalavverkas (Eggers and Low, 2014; Griesser et al., 2007; Klein, 2020). Talltitans revir är förhållandevis stora, 10–20 hektar och arten missgynnas när skogen fragmenteras. Kalavverkning av större delar av reviret innebär att det överges (Artdatabanken, 2021).</w:t>
+      </w:r>
+    </w:p>
+    <w:p>
+      <w:r>
+        <w:t>Talltitan är synnerligen trogen sitt revir så länge paret lever och biotopen förblir intakt. Paret stannar i sitt revir året om. En förlust av ett revir har därför en stor inverkan på den lokala populationen och trakthyggesbruket anses vara orsak till den svenska populationens kraftiga minskning. Talltiteparets revirtrohet innebär att närhelst under året man observerar en adult talltita så ingår denna plats i reviret (Siffczyk et al., 2003; Ekman, 1979).</w:t>
+      </w:r>
+    </w:p>
+    <w:p>
+      <w:pPr>
+        <w:pStyle w:val="Heading2"/>
+      </w:pPr>
+      <w:r>
+        <w:t>Referenser – talltita</w:t>
+      </w:r>
+    </w:p>
+    <w:p>
+      <w:r>
+        <w:t xml:space="preserve">Eggers, S., Low, M., 2014. </w:t>
+      </w:r>
+      <w:r>
+        <w:rPr>
+          <w:i/>
+        </w:rPr>
+        <w:t xml:space="preserve">Differential demographic responses of sympatric Parids to vegetation management in boreal forest. </w:t>
+      </w:r>
+      <w:r>
+        <w:t>For. Ecol. Manage. 319, 169–175.</w:t>
+      </w:r>
+    </w:p>
+    <w:p>
+      <w:r>
+        <w:t xml:space="preserve">Ekman, J., 1979. </w:t>
+      </w:r>
+      <w:r>
+        <w:rPr>
+          <w:i/>
+        </w:rPr>
+        <w:t xml:space="preserve">Coherence, composition and territories of winter social groups of the Willow Tit Parus montanus and the Crested Tit P. cristatus. </w:t>
+      </w:r>
+      <w:r>
+        <w:t>Ornis Scandinavica, 10, pp 56–68</w:t>
+      </w:r>
+    </w:p>
+    <w:p>
+      <w:r>
+        <w:t xml:space="preserve">Griesser, M., Nystrand, M., Eggers, S., Ekman, J., 2007. </w:t>
+      </w:r>
+      <w:r>
+        <w:rPr>
+          <w:i/>
+        </w:rPr>
+        <w:t xml:space="preserve">Impact of forestry practices on fitness correlates and population productivity in an open-nesting bird species. </w:t>
+      </w:r>
+      <w:r>
+        <w:t>Conserv. Biol. 21, 767–774. https://doi.org/10.1111/j.1523- 1739.2007.00675.x</w:t>
+      </w:r>
+    </w:p>
+    <w:p>
+      <w:r>
+        <w:t xml:space="preserve">Klein, J., 2020. </w:t>
+      </w:r>
+      <w:r>
+        <w:rPr>
+          <w:i/>
+        </w:rPr>
+        <w:t xml:space="preserve">The forgotten forest – On thinning, retention, and biodiversity in the boreal forest. </w:t>
+      </w:r>
+      <w:r>
+        <w:t>Doctoral Thesis No. 2020:50</w:t>
+      </w:r>
+    </w:p>
+    <w:p>
+      <w:r>
+        <w:t xml:space="preserve">Siffczyk, C., Brotons, L., Kangas, K., Orell, M., 2003. </w:t>
+      </w:r>
+      <w:r>
+        <w:rPr>
+          <w:i/>
+        </w:rPr>
+        <w:t xml:space="preserve">Home range size of willow tits. </w:t>
+      </w:r>
+      <w:r>
+        <w:t>Oecologica, 136, 635–642 (2003)</w:t>
+      </w:r>
+    </w:p>
+    <w:p>
+      <w:r>
+        <w:t xml:space="preserve">SLU Artdatabanken, 2021. </w:t>
+      </w:r>
+      <w:r>
+        <w:rPr>
+          <w:i/>
+        </w:rPr>
+        <w:t xml:space="preserve">Artfaktablad. Naturvård – artfakta. </w:t>
+      </w:r>
+      <w:r>
+        <w:t>SLU Artdatabanken, Uppsala</w:t>
       </w:r>
     </w:p>
     <w:sectPr>
@@ -247,7 +413,7 @@
     <w:r>
       <w:tab/>
       <w:tab/>
-      <w:t>2026-08-14</w:t>
+      <w:t>2026-08-15</w:t>
       <w:br/>
       <w:br/>
     </w:r>

--- a/tillsyn/A 28976-2026 tillsynsbegäran.docx
+++ b/tillsyn/A 28976-2026 tillsynsbegäran.docx
@@ -413,7 +413,7 @@
     <w:r>
       <w:tab/>
       <w:tab/>
-      <w:t>2026-08-15</w:t>
+      <w:t>2026-08-16</w:t>
       <w:br/>
       <w:br/>
     </w:r>

--- a/tillsyn/A 28976-2026 tillsynsbegäran.docx
+++ b/tillsyn/A 28976-2026 tillsynsbegäran.docx
@@ -413,7 +413,7 @@
     <w:r>
       <w:tab/>
       <w:tab/>
-      <w:t>2026-08-16</w:t>
+      <w:t>2026-08-17</w:t>
       <w:br/>
       <w:br/>
     </w:r>

--- a/tillsyn/A 28976-2026 tillsynsbegäran.docx
+++ b/tillsyn/A 28976-2026 tillsynsbegäran.docx
@@ -413,7 +413,7 @@
     <w:r>
       <w:tab/>
       <w:tab/>
-      <w:t>2026-08-17</w:t>
+      <w:t>2026-08-18</w:t>
       <w:br/>
       <w:br/>
     </w:r>

--- a/tillsyn/A 28976-2026 tillsynsbegäran.docx
+++ b/tillsyn/A 28976-2026 tillsynsbegäran.docx
@@ -413,7 +413,7 @@
     <w:r>
       <w:tab/>
       <w:tab/>
-      <w:t>2026-08-18</w:t>
+      <w:t>2026-08-19</w:t>
       <w:br/>
       <w:br/>
     </w:r>

--- a/tillsyn/A 28976-2026 tillsynsbegäran.docx
+++ b/tillsyn/A 28976-2026 tillsynsbegäran.docx
@@ -413,7 +413,7 @@
     <w:r>
       <w:tab/>
       <w:tab/>
-      <w:t>2026-08-19</w:t>
+      <w:t>2026-08-20</w:t>
       <w:br/>
       <w:br/>
     </w:r>

--- a/tillsyn/A 28976-2026 tillsynsbegäran.docx
+++ b/tillsyn/A 28976-2026 tillsynsbegäran.docx
@@ -413,7 +413,7 @@
     <w:r>
       <w:tab/>
       <w:tab/>
-      <w:t>2026-08-20</w:t>
+      <w:t>2026-08-21</w:t>
       <w:br/>
       <w:br/>
     </w:r>

--- a/tillsyn/A 28976-2026 tillsynsbegäran.docx
+++ b/tillsyn/A 28976-2026 tillsynsbegäran.docx
@@ -413,7 +413,7 @@
     <w:r>
       <w:tab/>
       <w:tab/>
-      <w:t>2026-08-21</w:t>
+      <w:t>2026-08-22</w:t>
       <w:br/>
       <w:br/>
     </w:r>
